--- a/Video Game Design - year/Unit 4 - Player Controls & Input/Daily Lesson Plans/Word/Day 19.docx
+++ b/Video Game Design - year/Unit 4 - Player Controls & Input/Daily Lesson Plans/Word/Day 19.docx
@@ -50,16 +50,19 @@
               </w:rPr>
               <w:t xml:space="preserve">Video Game Design — Full Year</w:t>
             </w:r>
-          </w:p>
-          <w:p>
-            <w:pPr>
-              <w:spacing w:before="40"/>
-              <w:jc w:val="center"/>
-            </w:pPr>
-            <w:r>
-              <w:rPr>
-                <w:rFonts w:ascii="Arial" w:cs="Arial" w:eastAsia="Arial" w:hAnsi="Arial"/>
-                <w:color w:val="D1C4E9"/>
+            <w:r>
+              <w:rPr>
+                <w:rFonts w:ascii="Arial" w:cs="Arial" w:eastAsia="Arial" w:hAnsi="Arial"/>
+                <w:sz w:val="16"/>
+                <w:szCs w:val="16"/>
+              </w:rPr>
+              <w:br/>
+              <w:t xml:space="preserve"/>
+            </w:r>
+            <w:r>
+              <w:rPr>
+                <w:rFonts w:ascii="Arial" w:cs="Arial" w:eastAsia="Arial" w:hAnsi="Arial"/>
+                <w:color w:val="CE93D8"/>
                 <w:sz w:val="16"/>
                 <w:szCs w:val="16"/>
               </w:rPr>
@@ -83,7 +86,7 @@
           <w:rFonts w:ascii="Arial" w:cs="Arial" w:eastAsia="Arial" w:hAnsi="Arial"/>
           <w:b/>
           <w:bCs/>
-          <w:color w:val="311B56"/>
+          <w:color w:val="5B2D8E"/>
           <w:sz w:val="32"/>
           <w:szCs w:val="32"/>
         </w:rPr>
@@ -261,9 +264,9 @@
               <w:right w:val="single" w:color="CCCCCC" w:sz="1"/>
             </w:tcBorders>
             <w:tcMar>
-              <w:top w:type="dxa" w:w="60"/>
+              <w:top w:type="dxa" w:w="80"/>
               <w:left w:type="dxa" w:w="120"/>
-              <w:bottom w:type="dxa" w:w="60"/>
+              <w:bottom w:type="dxa" w:w="80"/>
               <w:right w:type="dxa" w:w="120"/>
             </w:tcMar>
           </w:tcPr>
@@ -290,20 +293,213 @@
               <w:right w:val="single" w:color="CCCCCC" w:sz="1"/>
             </w:tcBorders>
             <w:tcMar>
-              <w:top w:type="dxa" w:w="60"/>
+              <w:top w:type="dxa" w:w="80"/>
               <w:left w:type="dxa" w:w="120"/>
-              <w:bottom w:type="dxa" w:w="60"/>
+              <w:bottom w:type="dxa" w:w="80"/>
               <w:right w:type="dxa" w:w="120"/>
             </w:tcMar>
           </w:tcPr>
           <w:p>
-            <w:r>
-              <w:rPr>
-                <w:rFonts w:ascii="Arial" w:cs="Arial" w:eastAsia="Arial" w:hAnsi="Arial"/>
-                <w:sz w:val="20"/>
-                <w:szCs w:val="20"/>
+            <w:pPr>
+              <w:spacing w:after="80" w:before="80"/>
+            </w:pPr>
+            <w:r>
+              <w:rPr>
+                <w:rFonts w:ascii="Arial" w:cs="Arial" w:eastAsia="Arial" w:hAnsi="Arial"/>
+                <w:b/>
+                <w:bCs/>
+                <w:i w:val="false"/>
+                <w:iCs w:val="false"/>
+                <w:color w:val="000000"/>
+                <w:sz w:val="22"/>
+                <w:szCs w:val="22"/>
               </w:rPr>
               <w:t xml:space="preserve">Bell Ringer / Review</w:t>
+            </w:r>
+            <w:r>
+              <w:rPr>
+                <w:rFonts w:ascii="Arial" w:cs="Arial" w:eastAsia="Arial" w:hAnsi="Arial"/>
+                <w:sz w:val="20"/>
+                <w:szCs w:val="20"/>
+              </w:rPr>
+              <w:br/>
+              <w:t xml:space="preserve"/>
+            </w:r>
+            <w:r>
+              <w:rPr>
+                <w:rFonts w:ascii="Arial" w:cs="Arial" w:eastAsia="Arial" w:hAnsi="Arial"/>
+                <w:sz w:val="20"/>
+                <w:szCs w:val="20"/>
+              </w:rPr>
+              <w:br/>
+              <w:t xml:space="preserve"/>
+            </w:r>
+            <w:r>
+              <w:rPr>
+                <w:rFonts w:ascii="Arial" w:cs="Arial" w:eastAsia="Arial" w:hAnsi="Arial"/>
+                <w:b/>
+                <w:bCs/>
+                <w:i w:val="false"/>
+                <w:iCs w:val="false"/>
+                <w:color w:val="000000"/>
+                <w:sz w:val="20"/>
+                <w:szCs w:val="20"/>
+              </w:rPr>
+              <w:t xml:space="preserve">Quick Write </w:t>
+            </w:r>
+            <w:r>
+              <w:rPr>
+                <w:rFonts w:ascii="Arial" w:cs="Arial" w:eastAsia="Arial" w:hAnsi="Arial"/>
+                <w:b w:val="false"/>
+                <w:bCs w:val="false"/>
+                <w:i w:val="false"/>
+                <w:iCs w:val="false"/>
+                <w:color w:val="000000"/>
+                <w:sz w:val="20"/>
+                <w:szCs w:val="20"/>
+              </w:rPr>
+              <w:t xml:space="preserve">(3 min — written or verbal):</w:t>
+            </w:r>
+            <w:r>
+              <w:rPr>
+                <w:rFonts w:ascii="Arial" w:cs="Arial" w:eastAsia="Arial" w:hAnsi="Arial"/>
+                <w:sz w:val="20"/>
+                <w:szCs w:val="20"/>
+              </w:rPr>
+              <w:br/>
+              <w:t xml:space="preserve"/>
+            </w:r>
+            <w:r>
+              <w:rPr>
+                <w:rFonts w:ascii="Arial" w:cs="Arial" w:eastAsia="Arial" w:hAnsi="Arial"/>
+                <w:b w:val="false"/>
+                <w:bCs w:val="false"/>
+                <w:i w:val="false"/>
+                <w:iCs w:val="false"/>
+                <w:color w:val="000000"/>
+                <w:sz w:val="20"/>
+                <w:szCs w:val="20"/>
+              </w:rPr>
+              <w:t xml:space="preserve">    What do you already know about how to implement top-down and isometric camera systems with adjusted movement controls?</w:t>
+            </w:r>
+            <w:r>
+              <w:rPr>
+                <w:rFonts w:ascii="Arial" w:cs="Arial" w:eastAsia="Arial" w:hAnsi="Arial"/>
+                <w:sz w:val="20"/>
+                <w:szCs w:val="20"/>
+              </w:rPr>
+              <w:br/>
+              <w:t xml:space="preserve"/>
+            </w:r>
+            <w:r>
+              <w:rPr>
+                <w:rFonts w:ascii="Arial" w:cs="Arial" w:eastAsia="Arial" w:hAnsi="Arial"/>
+                <w:sz w:val="20"/>
+                <w:szCs w:val="20"/>
+              </w:rPr>
+              <w:br/>
+              <w:t xml:space="preserve"/>
+            </w:r>
+            <w:r>
+              <w:rPr>
+                <w:rFonts w:ascii="Arial" w:cs="Arial" w:eastAsia="Arial" w:hAnsi="Arial"/>
+                <w:b/>
+                <w:bCs/>
+                <w:i w:val="false"/>
+                <w:iCs w:val="false"/>
+                <w:color w:val="000000"/>
+                <w:sz w:val="20"/>
+                <w:szCs w:val="20"/>
+              </w:rPr>
+              <w:t xml:space="preserve">Vocabulary Preview — </w:t>
+            </w:r>
+            <w:r>
+              <w:rPr>
+                <w:rFonts w:ascii="Arial" w:cs="Arial" w:eastAsia="Arial" w:hAnsi="Arial"/>
+                <w:b w:val="false"/>
+                <w:bCs w:val="false"/>
+                <w:i w:val="false"/>
+                <w:iCs w:val="false"/>
+                <w:color w:val="000000"/>
+                <w:sz w:val="20"/>
+                <w:szCs w:val="20"/>
+              </w:rPr>
+              <w:t xml:space="preserve">terms we'll use today:</w:t>
+            </w:r>
+            <w:r>
+              <w:rPr>
+                <w:rFonts w:ascii="Arial" w:cs="Arial" w:eastAsia="Arial" w:hAnsi="Arial"/>
+                <w:sz w:val="20"/>
+                <w:szCs w:val="20"/>
+              </w:rPr>
+              <w:br/>
+              <w:t xml:space="preserve"/>
+            </w:r>
+            <w:r>
+              <w:rPr>
+                <w:rFonts w:ascii="Arial" w:cs="Arial" w:eastAsia="Arial" w:hAnsi="Arial"/>
+                <w:b w:val="false"/>
+                <w:bCs w:val="false"/>
+                <w:i w:val="false"/>
+                <w:iCs w:val="false"/>
+                <w:color w:val="000000"/>
+                <w:sz w:val="20"/>
+                <w:szCs w:val="20"/>
+              </w:rPr>
+              <w:t xml:space="preserve">    • Top-Down Camera   •   Isometric Projection   •   Movement Adjustment   •   Grid Snapping   •   Create Player   •   Position Top-Down Camera</w:t>
+            </w:r>
+            <w:r>
+              <w:rPr>
+                <w:rFonts w:ascii="Arial" w:cs="Arial" w:eastAsia="Arial" w:hAnsi="Arial"/>
+                <w:sz w:val="20"/>
+                <w:szCs w:val="20"/>
+              </w:rPr>
+              <w:br/>
+              <w:t xml:space="preserve"/>
+            </w:r>
+            <w:r>
+              <w:rPr>
+                <w:rFonts w:ascii="Arial" w:cs="Arial" w:eastAsia="Arial" w:hAnsi="Arial"/>
+                <w:sz w:val="20"/>
+                <w:szCs w:val="20"/>
+              </w:rPr>
+              <w:br/>
+              <w:t xml:space="preserve"/>
+            </w:r>
+            <w:r>
+              <w:rPr>
+                <w:rFonts w:ascii="Arial" w:cs="Arial" w:eastAsia="Arial" w:hAnsi="Arial"/>
+                <w:b w:val="false"/>
+                <w:bCs w:val="false"/>
+                <w:i/>
+                <w:iCs/>
+                <w:color w:val="444444"/>
+                <w:sz w:val="20"/>
+                <w:szCs w:val="20"/>
+              </w:rPr>
+              <w:t xml:space="preserve">Today's Goal: By the end of class you will be able to implement top-down and isometric camera systems with adjusted movement controls.</w:t>
+            </w:r>
+            <w:r>
+              <w:rPr>
+                <w:rFonts w:ascii="Arial" w:cs="Arial" w:eastAsia="Arial" w:hAnsi="Arial"/>
+                <w:sz w:val="20"/>
+                <w:szCs w:val="20"/>
+              </w:rPr>
+              <w:br/>
+              <w:t xml:space="preserve"/>
+            </w:r>
+            <w:r>
+              <w:rPr>
+                <w:rFonts w:ascii="Arial" w:cs="Arial" w:eastAsia="Arial" w:hAnsi="Arial"/>
+                <w:b w:val="false"/>
+                <w:bCs w:val="false"/>
+                <w:i/>
+                <w:iCs/>
+                <w:color w:val="555555"/>
+                <w:sz w:val="20"/>
+                <w:szCs w:val="20"/>
+              </w:rPr>
+              <w:t xml:space="preserve">→ Pair-share your response, then 2–3 students share with the class.</w:t>
             </w:r>
           </w:p>
         </w:tc>
@@ -319,9 +515,9 @@
               <w:right w:val="single" w:color="CCCCCC" w:sz="1"/>
             </w:tcBorders>
             <w:tcMar>
-              <w:top w:type="dxa" w:w="60"/>
+              <w:top w:type="dxa" w:w="80"/>
               <w:left w:type="dxa" w:w="120"/>
-              <w:bottom w:type="dxa" w:w="60"/>
+              <w:bottom w:type="dxa" w:w="80"/>
               <w:right w:type="dxa" w:w="120"/>
             </w:tcMar>
           </w:tcPr>
@@ -348,20 +544,468 @@
               <w:right w:val="single" w:color="CCCCCC" w:sz="1"/>
             </w:tcBorders>
             <w:tcMar>
-              <w:top w:type="dxa" w:w="60"/>
+              <w:top w:type="dxa" w:w="80"/>
               <w:left w:type="dxa" w:w="120"/>
-              <w:bottom w:type="dxa" w:w="60"/>
+              <w:bottom w:type="dxa" w:w="80"/>
               <w:right w:type="dxa" w:w="120"/>
             </w:tcMar>
           </w:tcPr>
           <w:p>
-            <w:r>
-              <w:rPr>
-                <w:rFonts w:ascii="Arial" w:cs="Arial" w:eastAsia="Arial" w:hAnsi="Arial"/>
-                <w:sz w:val="20"/>
-                <w:szCs w:val="20"/>
-              </w:rPr>
-              <w:t xml:space="preserve">Mini Lesson: Top-Down &amp; Isometric Movement</w:t>
+            <w:pPr>
+              <w:spacing w:after="80" w:before="80"/>
+            </w:pPr>
+            <w:r>
+              <w:rPr>
+                <w:rFonts w:ascii="Arial" w:cs="Arial" w:eastAsia="Arial" w:hAnsi="Arial"/>
+                <w:b/>
+                <w:bCs/>
+                <w:i w:val="false"/>
+                <w:iCs w:val="false"/>
+                <w:color w:val="000000"/>
+                <w:sz w:val="22"/>
+                <w:szCs w:val="22"/>
+              </w:rPr>
+              <w:t xml:space="preserve">Mini Lesson: </w:t>
+            </w:r>
+            <w:r>
+              <w:rPr>
+                <w:rFonts w:ascii="Arial" w:cs="Arial" w:eastAsia="Arial" w:hAnsi="Arial"/>
+                <w:b w:val="false"/>
+                <w:bCs w:val="false"/>
+                <w:i w:val="false"/>
+                <w:iCs w:val="false"/>
+                <w:color w:val="000000"/>
+                <w:sz w:val="22"/>
+                <w:szCs w:val="22"/>
+              </w:rPr>
+              <w:t xml:space="preserve">Top-Down &amp; Isometric Movement</w:t>
+            </w:r>
+            <w:r>
+              <w:rPr>
+                <w:rFonts w:ascii="Arial" w:cs="Arial" w:eastAsia="Arial" w:hAnsi="Arial"/>
+                <w:sz w:val="20"/>
+                <w:szCs w:val="20"/>
+              </w:rPr>
+              <w:br/>
+              <w:t xml:space="preserve"/>
+            </w:r>
+            <w:r>
+              <w:rPr>
+                <w:rFonts w:ascii="Arial" w:cs="Arial" w:eastAsia="Arial" w:hAnsi="Arial"/>
+                <w:sz w:val="20"/>
+                <w:szCs w:val="20"/>
+              </w:rPr>
+              <w:br/>
+              <w:t xml:space="preserve"/>
+            </w:r>
+            <w:r>
+              <w:rPr>
+                <w:rFonts w:ascii="Arial" w:cs="Arial" w:eastAsia="Arial" w:hAnsi="Arial"/>
+                <w:b/>
+                <w:bCs/>
+                <w:i/>
+                <w:iCs/>
+                <w:color w:val="000000"/>
+                <w:sz w:val="20"/>
+                <w:szCs w:val="20"/>
+              </w:rPr>
+              <w:t xml:space="preserve">Learning Target: </w:t>
+            </w:r>
+            <w:r>
+              <w:rPr>
+                <w:rFonts w:ascii="Arial" w:cs="Arial" w:eastAsia="Arial" w:hAnsi="Arial"/>
+                <w:b w:val="false"/>
+                <w:bCs w:val="false"/>
+                <w:i/>
+                <w:iCs/>
+                <w:color w:val="333333"/>
+                <w:sz w:val="20"/>
+                <w:szCs w:val="20"/>
+              </w:rPr>
+              <w:t xml:space="preserve">I can implement top-down and isometric camera systems with adjusted movement controls.</w:t>
+            </w:r>
+            <w:r>
+              <w:rPr>
+                <w:rFonts w:ascii="Arial" w:cs="Arial" w:eastAsia="Arial" w:hAnsi="Arial"/>
+                <w:sz w:val="20"/>
+                <w:szCs w:val="20"/>
+              </w:rPr>
+              <w:br/>
+              <w:t xml:space="preserve"/>
+            </w:r>
+            <w:r>
+              <w:rPr>
+                <w:rFonts w:ascii="Arial" w:cs="Arial" w:eastAsia="Arial" w:hAnsi="Arial"/>
+                <w:sz w:val="20"/>
+                <w:szCs w:val="20"/>
+              </w:rPr>
+              <w:br/>
+              <w:t xml:space="preserve"/>
+            </w:r>
+            <w:r>
+              <w:rPr>
+                <w:rFonts w:ascii="Arial" w:cs="Arial" w:eastAsia="Arial" w:hAnsi="Arial"/>
+                <w:b w:val="false"/>
+                <w:bCs w:val="false"/>
+                <w:i w:val="false"/>
+                <w:iCs w:val="false"/>
+                <w:color w:val="000000"/>
+                <w:sz w:val="20"/>
+                <w:szCs w:val="20"/>
+              </w:rPr>
+              <w:t xml:space="preserve">Grid Snapping: Optional—snap movement to grid for pixel-perfect aesthetics (*Legend of Zelda*, *Binding of Isaac*).</w:t>
+            </w:r>
+            <w:r>
+              <w:rPr>
+                <w:rFonts w:ascii="Arial" w:cs="Arial" w:eastAsia="Arial" w:hAnsi="Arial"/>
+                <w:sz w:val="20"/>
+                <w:szCs w:val="20"/>
+              </w:rPr>
+              <w:br/>
+              <w:t xml:space="preserve"/>
+            </w:r>
+            <w:r>
+              <w:rPr>
+                <w:rFonts w:ascii="Arial" w:cs="Arial" w:eastAsia="Arial" w:hAnsi="Arial"/>
+                <w:b w:val="false"/>
+                <w:bCs w:val="false"/>
+                <w:i w:val="false"/>
+                <w:iCs w:val="false"/>
+                <w:color w:val="000000"/>
+                <w:sz w:val="20"/>
+                <w:szCs w:val="20"/>
+              </w:rPr>
+              <w:t xml:space="preserve">3. Attach TopDownController Script</w:t>
+            </w:r>
+            <w:r>
+              <w:rPr>
+                <w:rFonts w:ascii="Arial" w:cs="Arial" w:eastAsia="Arial" w:hAnsi="Arial"/>
+                <w:sz w:val="20"/>
+                <w:szCs w:val="20"/>
+              </w:rPr>
+              <w:br/>
+              <w:t xml:space="preserve"/>
+            </w:r>
+            <w:r>
+              <w:rPr>
+                <w:rFonts w:ascii="Arial" w:cs="Arial" w:eastAsia="Arial" w:hAnsi="Arial"/>
+                <w:sz w:val="20"/>
+                <w:szCs w:val="20"/>
+              </w:rPr>
+              <w:br/>
+              <w:t xml:space="preserve"/>
+            </w:r>
+            <w:r>
+              <w:rPr>
+                <w:rFonts w:ascii="Arial" w:cs="Arial" w:eastAsia="Arial" w:hAnsi="Arial"/>
+                <w:b/>
+                <w:bCs/>
+                <w:i w:val="false"/>
+                <w:iCs w:val="false"/>
+                <w:color w:val="000000"/>
+                <w:sz w:val="20"/>
+                <w:szCs w:val="20"/>
+              </w:rPr>
+              <w:t xml:space="preserve">Key Concepts:</w:t>
+            </w:r>
+            <w:r>
+              <w:rPr>
+                <w:rFonts w:ascii="Arial" w:cs="Arial" w:eastAsia="Arial" w:hAnsi="Arial"/>
+                <w:sz w:val="20"/>
+                <w:szCs w:val="20"/>
+              </w:rPr>
+              <w:br/>
+              <w:t xml:space="preserve"/>
+            </w:r>
+            <w:r>
+              <w:rPr>
+                <w:rFonts w:ascii="Arial" w:cs="Arial" w:eastAsia="Arial" w:hAnsi="Arial"/>
+                <w:b w:val="false"/>
+                <w:bCs w:val="false"/>
+                <w:i w:val="false"/>
+                <w:iCs w:val="false"/>
+                <w:color w:val="000000"/>
+                <w:sz w:val="20"/>
+                <w:szCs w:val="20"/>
+              </w:rPr>
+              <w:t xml:space="preserve">    • Camera points straight down at the player</w:t>
+            </w:r>
+            <w:r>
+              <w:rPr>
+                <w:rFonts w:ascii="Arial" w:cs="Arial" w:eastAsia="Arial" w:hAnsi="Arial"/>
+                <w:sz w:val="20"/>
+                <w:szCs w:val="20"/>
+              </w:rPr>
+              <w:br/>
+              <w:t xml:space="preserve"/>
+            </w:r>
+            <w:r>
+              <w:rPr>
+                <w:rFonts w:ascii="Arial" w:cs="Arial" w:eastAsia="Arial" w:hAnsi="Arial"/>
+                <w:b w:val="false"/>
+                <w:bCs w:val="false"/>
+                <w:i w:val="false"/>
+                <w:iCs w:val="false"/>
+                <w:color w:val="000000"/>
+                <w:sz w:val="20"/>
+                <w:szCs w:val="20"/>
+              </w:rPr>
+              <w:t xml:space="preserve">    • Player moves in screen space (up-key = move up on screen)</w:t>
+            </w:r>
+            <w:r>
+              <w:rPr>
+                <w:rFonts w:ascii="Arial" w:cs="Arial" w:eastAsia="Arial" w:hAnsi="Arial"/>
+                <w:sz w:val="20"/>
+                <w:szCs w:val="20"/>
+              </w:rPr>
+              <w:br/>
+              <w:t xml:space="preserve"/>
+            </w:r>
+            <w:r>
+              <w:rPr>
+                <w:rFonts w:ascii="Arial" w:cs="Arial" w:eastAsia="Arial" w:hAnsi="Arial"/>
+                <w:b w:val="false"/>
+                <w:bCs w:val="false"/>
+                <w:i w:val="false"/>
+                <w:iCs w:val="false"/>
+                <w:color w:val="000000"/>
+                <w:sz w:val="20"/>
+                <w:szCs w:val="20"/>
+              </w:rPr>
+              <w:t xml:space="preserve">    • Used in *The Legend of Zelda*, *Pokeémon*, *Hollow Knight*</w:t>
+            </w:r>
+            <w:r>
+              <w:rPr>
+                <w:rFonts w:ascii="Arial" w:cs="Arial" w:eastAsia="Arial" w:hAnsi="Arial"/>
+                <w:sz w:val="20"/>
+                <w:szCs w:val="20"/>
+              </w:rPr>
+              <w:br/>
+              <w:t xml:space="preserve"/>
+            </w:r>
+            <w:r>
+              <w:rPr>
+                <w:rFonts w:ascii="Arial" w:cs="Arial" w:eastAsia="Arial" w:hAnsi="Arial"/>
+                <w:b w:val="false"/>
+                <w:bCs w:val="false"/>
+                <w:i w:val="false"/>
+                <w:iCs w:val="false"/>
+                <w:color w:val="000000"/>
+                <w:sz w:val="20"/>
+                <w:szCs w:val="20"/>
+              </w:rPr>
+              <w:t xml:space="preserve">    • Camera at 45° angle, slightly elevated</w:t>
+            </w:r>
+            <w:r>
+              <w:rPr>
+                <w:rFonts w:ascii="Arial" w:cs="Arial" w:eastAsia="Arial" w:hAnsi="Arial"/>
+                <w:sz w:val="20"/>
+                <w:szCs w:val="20"/>
+              </w:rPr>
+              <w:br/>
+              <w:t xml:space="preserve"/>
+            </w:r>
+            <w:r>
+              <w:rPr>
+                <w:rFonts w:ascii="Arial" w:cs="Arial" w:eastAsia="Arial" w:hAnsi="Arial"/>
+                <w:b w:val="false"/>
+                <w:bCs w:val="false"/>
+                <w:i w:val="false"/>
+                <w:iCs w:val="false"/>
+                <w:color w:val="000000"/>
+                <w:sz w:val="20"/>
+                <w:szCs w:val="20"/>
+              </w:rPr>
+              <w:t xml:space="preserve">    • Creates pseudo-3D look from 2D controls</w:t>
+            </w:r>
+            <w:r>
+              <w:rPr>
+                <w:rFonts w:ascii="Arial" w:cs="Arial" w:eastAsia="Arial" w:hAnsi="Arial"/>
+                <w:sz w:val="20"/>
+                <w:szCs w:val="20"/>
+              </w:rPr>
+              <w:br/>
+              <w:t xml:space="preserve"/>
+            </w:r>
+            <w:r>
+              <w:rPr>
+                <w:rFonts w:ascii="Arial" w:cs="Arial" w:eastAsia="Arial" w:hAnsi="Arial"/>
+                <w:b w:val="false"/>
+                <w:bCs w:val="false"/>
+                <w:i w:val="false"/>
+                <w:iCs w:val="false"/>
+                <w:color w:val="000000"/>
+                <w:sz w:val="20"/>
+                <w:szCs w:val="20"/>
+              </w:rPr>
+              <w:t xml:space="preserve">    • Used in *Diablo*, *Baldur's Gate*, *Hades*</w:t>
+            </w:r>
+            <w:r>
+              <w:rPr>
+                <w:rFonts w:ascii="Arial" w:cs="Arial" w:eastAsia="Arial" w:hAnsi="Arial"/>
+                <w:sz w:val="20"/>
+                <w:szCs w:val="20"/>
+              </w:rPr>
+              <w:br/>
+              <w:t xml:space="preserve"/>
+            </w:r>
+            <w:r>
+              <w:rPr>
+                <w:rFonts w:ascii="Arial" w:cs="Arial" w:eastAsia="Arial" w:hAnsi="Arial"/>
+                <w:b w:val="false"/>
+                <w:bCs w:val="false"/>
+                <w:i w:val="false"/>
+                <w:iCs w:val="false"/>
+                <w:color w:val="000000"/>
+                <w:sz w:val="20"/>
+                <w:szCs w:val="20"/>
+              </w:rPr>
+              <w:t xml:space="preserve">    • Top-down: Input maps directly to world (no camera rotation needed)</w:t>
+            </w:r>
+            <w:r>
+              <w:rPr>
+                <w:rFonts w:ascii="Arial" w:cs="Arial" w:eastAsia="Arial" w:hAnsi="Arial"/>
+                <w:sz w:val="20"/>
+                <w:szCs w:val="20"/>
+              </w:rPr>
+              <w:br/>
+              <w:t xml:space="preserve"/>
+            </w:r>
+            <w:r>
+              <w:rPr>
+                <w:rFonts w:ascii="Arial" w:cs="Arial" w:eastAsia="Arial" w:hAnsi="Arial"/>
+                <w:b w:val="false"/>
+                <w:bCs w:val="false"/>
+                <w:i w:val="false"/>
+                <w:iCs w:val="false"/>
+                <w:color w:val="000000"/>
+                <w:sz w:val="20"/>
+                <w:szCs w:val="20"/>
+              </w:rPr>
+              <w:t xml:space="preserve">    • Isometric: Rotate input 45° to match camera angle</w:t>
+            </w:r>
+            <w:r>
+              <w:rPr>
+                <w:rFonts w:ascii="Arial" w:cs="Arial" w:eastAsia="Arial" w:hAnsi="Arial"/>
+                <w:sz w:val="20"/>
+                <w:szCs w:val="20"/>
+              </w:rPr>
+              <w:br/>
+              <w:t xml:space="preserve"/>
+            </w:r>
+            <w:r>
+              <w:rPr>
+                <w:rFonts w:ascii="Arial" w:cs="Arial" w:eastAsia="Arial" w:hAnsi="Arial"/>
+                <w:sz w:val="20"/>
+                <w:szCs w:val="20"/>
+              </w:rPr>
+              <w:br/>
+              <w:t xml:space="preserve"/>
+            </w:r>
+            <w:r>
+              <w:rPr>
+                <w:rFonts w:ascii="Arial" w:cs="Arial" w:eastAsia="Arial" w:hAnsi="Arial"/>
+                <w:b/>
+                <w:bCs/>
+                <w:i w:val="false"/>
+                <w:iCs w:val="false"/>
+                <w:color w:val="000000"/>
+                <w:sz w:val="20"/>
+                <w:szCs w:val="20"/>
+              </w:rPr>
+              <w:t xml:space="preserve">Vocabulary: </w:t>
+            </w:r>
+            <w:r>
+              <w:rPr>
+                <w:rFonts w:ascii="Arial" w:cs="Arial" w:eastAsia="Arial" w:hAnsi="Arial"/>
+                <w:b w:val="false"/>
+                <w:bCs w:val="false"/>
+                <w:i w:val="false"/>
+                <w:iCs w:val="false"/>
+                <w:color w:val="000000"/>
+                <w:sz w:val="20"/>
+                <w:szCs w:val="20"/>
+              </w:rPr>
+              <w:t xml:space="preserve">Top-Down Camera, Isometric Projection, Movement Adjustment, Grid Snapping, Create Player, Position Top-Down Camera</w:t>
+            </w:r>
+            <w:r>
+              <w:rPr>
+                <w:rFonts w:ascii="Arial" w:cs="Arial" w:eastAsia="Arial" w:hAnsi="Arial"/>
+                <w:sz w:val="20"/>
+                <w:szCs w:val="20"/>
+              </w:rPr>
+              <w:br/>
+              <w:t xml:space="preserve"/>
+            </w:r>
+            <w:r>
+              <w:rPr>
+                <w:rFonts w:ascii="Arial" w:cs="Arial" w:eastAsia="Arial" w:hAnsi="Arial"/>
+                <w:sz w:val="20"/>
+                <w:szCs w:val="20"/>
+              </w:rPr>
+              <w:br/>
+              <w:t xml:space="preserve"/>
+            </w:r>
+            <w:r>
+              <w:rPr>
+                <w:rFonts w:ascii="Arial" w:cs="Arial" w:eastAsia="Arial" w:hAnsi="Arial"/>
+                <w:b/>
+                <w:bCs/>
+                <w:i/>
+                <w:iCs/>
+                <w:color w:val="555555"/>
+                <w:sz w:val="20"/>
+                <w:szCs w:val="20"/>
+              </w:rPr>
+              <w:t xml:space="preserve">→ Live Demo — </w:t>
+            </w:r>
+            <w:r>
+              <w:rPr>
+                <w:rFonts w:ascii="Arial" w:cs="Arial" w:eastAsia="Arial" w:hAnsi="Arial"/>
+                <w:b w:val="false"/>
+                <w:bCs w:val="false"/>
+                <w:i/>
+                <w:iCs/>
+                <w:color w:val="555555"/>
+                <w:sz w:val="20"/>
+                <w:szCs w:val="20"/>
+              </w:rPr>
+              <w:t xml:space="preserve">type examples as students follow along in their own editor.</w:t>
+            </w:r>
+            <w:r>
+              <w:rPr>
+                <w:rFonts w:ascii="Arial" w:cs="Arial" w:eastAsia="Arial" w:hAnsi="Arial"/>
+                <w:sz w:val="20"/>
+                <w:szCs w:val="20"/>
+              </w:rPr>
+              <w:br/>
+              <w:t xml:space="preserve"/>
+            </w:r>
+            <w:r>
+              <w:rPr>
+                <w:rFonts w:ascii="Arial" w:cs="Arial" w:eastAsia="Arial" w:hAnsi="Arial"/>
+                <w:b/>
+                <w:bCs/>
+                <w:i/>
+                <w:iCs/>
+                <w:color w:val="555555"/>
+                <w:sz w:val="20"/>
+                <w:szCs w:val="20"/>
+              </w:rPr>
+              <w:t xml:space="preserve">→ Check for Understanding: </w:t>
+            </w:r>
+            <w:r>
+              <w:rPr>
+                <w:rFonts w:ascii="Arial" w:cs="Arial" w:eastAsia="Arial" w:hAnsi="Arial"/>
+                <w:b w:val="false"/>
+                <w:bCs w:val="false"/>
+                <w:i/>
+                <w:iCs/>
+                <w:color w:val="555555"/>
+                <w:sz w:val="20"/>
+                <w:szCs w:val="20"/>
+              </w:rPr>
+              <w:t xml:space="preserve">pause and cold-call: “Can someone explain what we just did in their own words?”</w:t>
             </w:r>
           </w:p>
         </w:tc>
@@ -377,9 +1021,9 @@
               <w:right w:val="single" w:color="CCCCCC" w:sz="1"/>
             </w:tcBorders>
             <w:tcMar>
-              <w:top w:type="dxa" w:w="60"/>
+              <w:top w:type="dxa" w:w="80"/>
               <w:left w:type="dxa" w:w="120"/>
-              <w:bottom w:type="dxa" w:w="60"/>
+              <w:bottom w:type="dxa" w:w="80"/>
               <w:right w:type="dxa" w:w="120"/>
             </w:tcMar>
           </w:tcPr>
@@ -406,20 +1050,90 @@
               <w:right w:val="single" w:color="CCCCCC" w:sz="1"/>
             </w:tcBorders>
             <w:tcMar>
-              <w:top w:type="dxa" w:w="60"/>
+              <w:top w:type="dxa" w:w="80"/>
               <w:left w:type="dxa" w:w="120"/>
-              <w:bottom w:type="dxa" w:w="60"/>
+              <w:bottom w:type="dxa" w:w="80"/>
               <w:right w:type="dxa" w:w="120"/>
             </w:tcMar>
           </w:tcPr>
           <w:p>
-            <w:r>
-              <w:rPr>
-                <w:rFonts w:ascii="Arial" w:cs="Arial" w:eastAsia="Arial" w:hAnsi="Arial"/>
-                <w:sz w:val="20"/>
-                <w:szCs w:val="20"/>
+            <w:pPr>
+              <w:spacing w:after="80" w:before="80"/>
+            </w:pPr>
+            <w:r>
+              <w:rPr>
+                <w:rFonts w:ascii="Arial" w:cs="Arial" w:eastAsia="Arial" w:hAnsi="Arial"/>
+                <w:b/>
+                <w:bCs/>
+                <w:i w:val="false"/>
+                <w:iCs w:val="false"/>
+                <w:color w:val="000000"/>
+                <w:sz w:val="22"/>
+                <w:szCs w:val="22"/>
               </w:rPr>
               <w:t xml:space="preserve">Guided Practice</w:t>
+            </w:r>
+            <w:r>
+              <w:rPr>
+                <w:rFonts w:ascii="Arial" w:cs="Arial" w:eastAsia="Arial" w:hAnsi="Arial"/>
+                <w:sz w:val="20"/>
+                <w:szCs w:val="20"/>
+              </w:rPr>
+              <w:br/>
+              <w:t xml:space="preserve"/>
+            </w:r>
+            <w:r>
+              <w:rPr>
+                <w:rFonts w:ascii="Arial" w:cs="Arial" w:eastAsia="Arial" w:hAnsi="Arial"/>
+                <w:sz w:val="20"/>
+                <w:szCs w:val="20"/>
+              </w:rPr>
+              <w:br/>
+              <w:t xml:space="preserve"/>
+            </w:r>
+            <w:r>
+              <w:rPr>
+                <w:rFonts w:ascii="Arial" w:cs="Arial" w:eastAsia="Arial" w:hAnsi="Arial"/>
+                <w:b w:val="false"/>
+                <w:bCs w:val="false"/>
+                <w:i w:val="false"/>
+                <w:iCs w:val="false"/>
+                <w:color w:val="000000"/>
+                <w:sz w:val="20"/>
+                <w:szCs w:val="20"/>
+              </w:rPr>
+              <w:t xml:space="preserve">1. Implement Top-Down Movement (10 min)</w:t>
+            </w:r>
+            <w:r>
+              <w:rPr>
+                <w:rFonts w:ascii="Arial" w:cs="Arial" w:eastAsia="Arial" w:hAnsi="Arial"/>
+                <w:sz w:val="20"/>
+                <w:szCs w:val="20"/>
+              </w:rPr>
+              <w:br/>
+              <w:t xml:space="preserve"/>
+            </w:r>
+            <w:r>
+              <w:rPr>
+                <w:rFonts w:ascii="Arial" w:cs="Arial" w:eastAsia="Arial" w:hAnsi="Arial"/>
+                <w:sz w:val="20"/>
+                <w:szCs w:val="20"/>
+              </w:rPr>
+              <w:br/>
+              <w:t xml:space="preserve"/>
+            </w:r>
+            <w:r>
+              <w:rPr>
+                <w:rFonts w:ascii="Arial" w:cs="Arial" w:eastAsia="Arial" w:hAnsi="Arial"/>
+                <w:b w:val="false"/>
+                <w:bCs w:val="false"/>
+                <w:i/>
+                <w:iCs/>
+                <w:color w:val="555555"/>
+                <w:sz w:val="20"/>
+                <w:szCs w:val="20"/>
+              </w:rPr>
+              <w:t xml:space="preserve">→ Teacher models — students try alongside, then compare results.</w:t>
             </w:r>
           </w:p>
         </w:tc>
@@ -435,9 +1149,9 @@
               <w:right w:val="single" w:color="CCCCCC" w:sz="1"/>
             </w:tcBorders>
             <w:tcMar>
-              <w:top w:type="dxa" w:w="60"/>
+              <w:top w:type="dxa" w:w="80"/>
               <w:left w:type="dxa" w:w="120"/>
-              <w:bottom w:type="dxa" w:w="60"/>
+              <w:bottom w:type="dxa" w:w="80"/>
               <w:right w:type="dxa" w:w="120"/>
             </w:tcMar>
           </w:tcPr>
@@ -450,7 +1164,7 @@
                 <w:sz w:val="20"/>
                 <w:szCs w:val="20"/>
               </w:rPr>
-              <w:t xml:space="preserve">15-20 min</w:t>
+              <w:t xml:space="preserve">15–20 min</w:t>
             </w:r>
           </w:p>
         </w:tc>
@@ -464,20 +1178,81 @@
               <w:right w:val="single" w:color="CCCCCC" w:sz="1"/>
             </w:tcBorders>
             <w:tcMar>
-              <w:top w:type="dxa" w:w="60"/>
+              <w:top w:type="dxa" w:w="80"/>
               <w:left w:type="dxa" w:w="120"/>
-              <w:bottom w:type="dxa" w:w="60"/>
+              <w:bottom w:type="dxa" w:w="80"/>
               <w:right w:type="dxa" w:w="120"/>
             </w:tcMar>
           </w:tcPr>
           <w:p>
-            <w:r>
-              <w:rPr>
-                <w:rFonts w:ascii="Arial" w:cs="Arial" w:eastAsia="Arial" w:hAnsi="Arial"/>
-                <w:sz w:val="20"/>
-                <w:szCs w:val="20"/>
-              </w:rPr>
-              <w:t xml:space="preserve">Independent Practice / Build Time</w:t>
+            <w:pPr>
+              <w:spacing w:after="80" w:before="80"/>
+            </w:pPr>
+            <w:r>
+              <w:rPr>
+                <w:rFonts w:ascii="Arial" w:cs="Arial" w:eastAsia="Arial" w:hAnsi="Arial"/>
+                <w:b/>
+                <w:bCs/>
+                <w:i w:val="false"/>
+                <w:iCs w:val="false"/>
+                <w:color w:val="000000"/>
+                <w:sz w:val="22"/>
+                <w:szCs w:val="22"/>
+              </w:rPr>
+              <w:t xml:space="preserve">Independent Practice / Code Along</w:t>
+            </w:r>
+            <w:r>
+              <w:rPr>
+                <w:rFonts w:ascii="Arial" w:cs="Arial" w:eastAsia="Arial" w:hAnsi="Arial"/>
+                <w:sz w:val="20"/>
+                <w:szCs w:val="20"/>
+              </w:rPr>
+              <w:br/>
+              <w:t xml:space="preserve"/>
+            </w:r>
+            <w:r>
+              <w:rPr>
+                <w:rFonts w:ascii="Arial" w:cs="Arial" w:eastAsia="Arial" w:hAnsi="Arial"/>
+                <w:b w:val="false"/>
+                <w:bCs w:val="false"/>
+                <w:i w:val="false"/>
+                <w:iCs w:val="false"/>
+                <w:color w:val="000000"/>
+                <w:sz w:val="20"/>
+                <w:szCs w:val="20"/>
+              </w:rPr>
+              <w:t xml:space="preserve">    Work through problems from the day's exercise set.</w:t>
+            </w:r>
+            <w:r>
+              <w:rPr>
+                <w:rFonts w:ascii="Arial" w:cs="Arial" w:eastAsia="Arial" w:hAnsi="Arial"/>
+                <w:sz w:val="20"/>
+                <w:szCs w:val="20"/>
+              </w:rPr>
+              <w:br/>
+              <w:t xml:space="preserve"/>
+            </w:r>
+            <w:r>
+              <w:rPr>
+                <w:rFonts w:ascii="Arial" w:cs="Arial" w:eastAsia="Arial" w:hAnsi="Arial"/>
+                <w:sz w:val="20"/>
+                <w:szCs w:val="20"/>
+              </w:rPr>
+              <w:br/>
+              <w:t xml:space="preserve"/>
+            </w:r>
+            <w:r>
+              <w:rPr>
+                <w:rFonts w:ascii="Arial" w:cs="Arial" w:eastAsia="Arial" w:hAnsi="Arial"/>
+                <w:b w:val="false"/>
+                <w:bCs w:val="false"/>
+                <w:i/>
+                <w:iCs/>
+                <w:color w:val="555555"/>
+                <w:sz w:val="20"/>
+                <w:szCs w:val="20"/>
+              </w:rPr>
+              <w:t xml:space="preserve">→ Teacher circulates — offer hints, check for understanding.</w:t>
             </w:r>
           </w:p>
         </w:tc>
@@ -493,9 +1268,9 @@
               <w:right w:val="single" w:color="CCCCCC" w:sz="1"/>
             </w:tcBorders>
             <w:tcMar>
-              <w:top w:type="dxa" w:w="60"/>
+              <w:top w:type="dxa" w:w="80"/>
               <w:left w:type="dxa" w:w="120"/>
-              <w:bottom w:type="dxa" w:w="60"/>
+              <w:bottom w:type="dxa" w:w="80"/>
               <w:right w:type="dxa" w:w="120"/>
             </w:tcMar>
           </w:tcPr>
@@ -522,20 +1297,90 @@
               <w:right w:val="single" w:color="CCCCCC" w:sz="1"/>
             </w:tcBorders>
             <w:tcMar>
-              <w:top w:type="dxa" w:w="60"/>
+              <w:top w:type="dxa" w:w="80"/>
               <w:left w:type="dxa" w:w="120"/>
-              <w:bottom w:type="dxa" w:w="60"/>
+              <w:bottom w:type="dxa" w:w="80"/>
               <w:right w:type="dxa" w:w="120"/>
             </w:tcMar>
           </w:tcPr>
           <w:p>
-            <w:r>
-              <w:rPr>
-                <w:rFonts w:ascii="Arial" w:cs="Arial" w:eastAsia="Arial" w:hAnsi="Arial"/>
-                <w:sz w:val="20"/>
-                <w:szCs w:val="20"/>
+            <w:pPr>
+              <w:spacing w:after="80" w:before="80"/>
+            </w:pPr>
+            <w:r>
+              <w:rPr>
+                <w:rFonts w:ascii="Arial" w:cs="Arial" w:eastAsia="Arial" w:hAnsi="Arial"/>
+                <w:b/>
+                <w:bCs/>
+                <w:i w:val="false"/>
+                <w:iCs w:val="false"/>
+                <w:color w:val="000000"/>
+                <w:sz w:val="22"/>
+                <w:szCs w:val="22"/>
               </w:rPr>
               <w:t xml:space="preserve">Exit Ticket / Wrap-Up</w:t>
+            </w:r>
+            <w:r>
+              <w:rPr>
+                <w:rFonts w:ascii="Arial" w:cs="Arial" w:eastAsia="Arial" w:hAnsi="Arial"/>
+                <w:sz w:val="20"/>
+                <w:szCs w:val="20"/>
+              </w:rPr>
+              <w:br/>
+              <w:t xml:space="preserve"/>
+            </w:r>
+            <w:r>
+              <w:rPr>
+                <w:rFonts w:ascii="Arial" w:cs="Arial" w:eastAsia="Arial" w:hAnsi="Arial"/>
+                <w:sz w:val="20"/>
+                <w:szCs w:val="20"/>
+              </w:rPr>
+              <w:br/>
+              <w:t xml:space="preserve"/>
+            </w:r>
+            <w:r>
+              <w:rPr>
+                <w:rFonts w:ascii="Arial" w:cs="Arial" w:eastAsia="Arial" w:hAnsi="Arial"/>
+                <w:b w:val="false"/>
+                <w:bCs w:val="false"/>
+                <w:i w:val="false"/>
+                <w:iCs w:val="false"/>
+                <w:color w:val="000000"/>
+                <w:sz w:val="20"/>
+                <w:szCs w:val="20"/>
+              </w:rPr>
+              <w:t xml:space="preserve">Quick Check: Implement top-down and isometric camera systems with adjusted movement controls?</w:t>
+            </w:r>
+            <w:r>
+              <w:rPr>
+                <w:rFonts w:ascii="Arial" w:cs="Arial" w:eastAsia="Arial" w:hAnsi="Arial"/>
+                <w:sz w:val="20"/>
+                <w:szCs w:val="20"/>
+              </w:rPr>
+              <w:br/>
+              <w:t xml:space="preserve"/>
+            </w:r>
+            <w:r>
+              <w:rPr>
+                <w:rFonts w:ascii="Arial" w:cs="Arial" w:eastAsia="Arial" w:hAnsi="Arial"/>
+                <w:sz w:val="20"/>
+                <w:szCs w:val="20"/>
+              </w:rPr>
+              <w:br/>
+              <w:t xml:space="preserve"/>
+            </w:r>
+            <w:r>
+              <w:rPr>
+                <w:rFonts w:ascii="Arial" w:cs="Arial" w:eastAsia="Arial" w:hAnsi="Arial"/>
+                <w:b w:val="false"/>
+                <w:bCs w:val="false"/>
+                <w:i/>
+                <w:iCs/>
+                <w:color w:val="555555"/>
+                <w:sz w:val="20"/>
+                <w:szCs w:val="20"/>
+              </w:rPr>
+              <w:t xml:space="preserve">→ 3–2–1: Name 3 things learned, 2 new vocab words, 1 question you still have.</w:t>
             </w:r>
           </w:p>
         </w:tc>

--- a/Video Game Design - year/Unit 4 - Player Controls & Input/Daily Lesson Plans/Word/Day 19.docx
+++ b/Video Game Design - year/Unit 4 - Player Controls & Input/Daily Lesson Plans/Word/Day 19.docx
@@ -380,7 +380,7 @@
                 <w:sz w:val="20"/>
                 <w:szCs w:val="20"/>
               </w:rPr>
-              <w:t xml:space="preserve">    What do you already know about how to implement top-down and isometric camera systems with adjusted movement controls?</w:t>
+              <w:t xml:space="preserve">    Why might a programmer need to implement top-down and isometric camera systems with adjusted movement controls? What problem does it solve?</w:t>
             </w:r>
             <w:r>
               <w:rPr>
@@ -477,7 +477,7 @@
                 <w:sz w:val="20"/>
                 <w:szCs w:val="20"/>
               </w:rPr>
-              <w:t xml:space="preserve">Today's Goal: By the end of class you will be able to implement top-down and isometric camera systems with adjusted movement controls.</w:t>
+              <w:t xml:space="preserve">Today’s Goal: By the end of class you will be able to implement top-down and isometric camera systems with adjusted movement controls.</w:t>
             </w:r>
             <w:r>
               <w:rPr>
@@ -1349,7 +1349,7 @@
                 <w:sz w:val="20"/>
                 <w:szCs w:val="20"/>
               </w:rPr>
-              <w:t xml:space="preserve">Quick Check: Implement top-down and isometric camera systems with adjusted movement controls?</w:t>
+              <w:t xml:space="preserve">Describe the steps you'd follow to implement top-down and isometric camera systems with adjusted movement controls. What would you check to confirm it worked?</w:t>
             </w:r>
             <w:r>
               <w:rPr>

--- a/Video Game Design - year/Unit 4 - Player Controls & Input/Daily Lesson Plans/Word/Day 19.docx
+++ b/Video Game Design - year/Unit 4 - Player Controls & Input/Daily Lesson Plans/Word/Day 19.docx
@@ -446,7 +446,7 @@
                 <w:sz w:val="20"/>
                 <w:szCs w:val="20"/>
               </w:rPr>
-              <w:t xml:space="preserve">    • Top-Down Camera   •   Isometric Projection   •   Movement Adjustment   •   Grid Snapping   •   Create Player   •   Position Top-Down Camera</w:t>
+              <w:t xml:space="preserve">    • Top-Down Camera   •   Isometric Projection   •   Movement Adjustment   •   Grid Snapping</w:t>
             </w:r>
             <w:r>
               <w:rPr>
@@ -667,6 +667,37 @@
             <w:r>
               <w:rPr>
                 <w:rFonts w:ascii="Arial" w:cs="Arial" w:eastAsia="Arial" w:hAnsi="Arial"/>
+                <w:sz w:val="20"/>
+                <w:szCs w:val="20"/>
+              </w:rPr>
+              <w:br/>
+              <w:t xml:space="preserve"/>
+            </w:r>
+            <w:r>
+              <w:rPr>
+                <w:rFonts w:ascii="Arial" w:cs="Arial" w:eastAsia="Arial" w:hAnsi="Arial"/>
+                <w:b/>
+                <w:bCs/>
+                <w:i w:val="false"/>
+                <w:iCs w:val="false"/>
+                <w:color w:val="000000"/>
+                <w:sz w:val="20"/>
+                <w:szCs w:val="20"/>
+              </w:rPr>
+              <w:t xml:space="preserve">Key Concepts:</w:t>
+            </w:r>
+            <w:r>
+              <w:rPr>
+                <w:rFonts w:ascii="Arial" w:cs="Arial" w:eastAsia="Arial" w:hAnsi="Arial"/>
+                <w:sz w:val="20"/>
+                <w:szCs w:val="20"/>
+              </w:rPr>
+              <w:br/>
+              <w:t xml:space="preserve"/>
+            </w:r>
+            <w:r>
+              <w:rPr>
+                <w:rFonts w:ascii="Arial" w:cs="Arial" w:eastAsia="Arial" w:hAnsi="Arial"/>
                 <w:b w:val="false"/>
                 <w:bCs w:val="false"/>
                 <w:i w:val="false"/>
@@ -675,7 +706,161 @@
                 <w:sz w:val="20"/>
                 <w:szCs w:val="20"/>
               </w:rPr>
-              <w:t xml:space="preserve">3. Attach TopDownController Script</w:t>
+              <w:t xml:space="preserve">    • Camera points straight down at the player</w:t>
+            </w:r>
+            <w:r>
+              <w:rPr>
+                <w:rFonts w:ascii="Arial" w:cs="Arial" w:eastAsia="Arial" w:hAnsi="Arial"/>
+                <w:sz w:val="20"/>
+                <w:szCs w:val="20"/>
+              </w:rPr>
+              <w:br/>
+              <w:t xml:space="preserve"/>
+            </w:r>
+            <w:r>
+              <w:rPr>
+                <w:rFonts w:ascii="Arial" w:cs="Arial" w:eastAsia="Arial" w:hAnsi="Arial"/>
+                <w:b w:val="false"/>
+                <w:bCs w:val="false"/>
+                <w:i w:val="false"/>
+                <w:iCs w:val="false"/>
+                <w:color w:val="000000"/>
+                <w:sz w:val="20"/>
+                <w:szCs w:val="20"/>
+              </w:rPr>
+              <w:t xml:space="preserve">    • Player moves in screen space (up-key = move up on screen)</w:t>
+            </w:r>
+            <w:r>
+              <w:rPr>
+                <w:rFonts w:ascii="Arial" w:cs="Arial" w:eastAsia="Arial" w:hAnsi="Arial"/>
+                <w:sz w:val="20"/>
+                <w:szCs w:val="20"/>
+              </w:rPr>
+              <w:br/>
+              <w:t xml:space="preserve"/>
+            </w:r>
+            <w:r>
+              <w:rPr>
+                <w:rFonts w:ascii="Arial" w:cs="Arial" w:eastAsia="Arial" w:hAnsi="Arial"/>
+                <w:b w:val="false"/>
+                <w:bCs w:val="false"/>
+                <w:i w:val="false"/>
+                <w:iCs w:val="false"/>
+                <w:color w:val="000000"/>
+                <w:sz w:val="20"/>
+                <w:szCs w:val="20"/>
+              </w:rPr>
+              <w:t xml:space="preserve">    • Used in *The Legend of Zelda*, *Pokeémon*, *Hollow Knight*</w:t>
+            </w:r>
+            <w:r>
+              <w:rPr>
+                <w:rFonts w:ascii="Arial" w:cs="Arial" w:eastAsia="Arial" w:hAnsi="Arial"/>
+                <w:sz w:val="20"/>
+                <w:szCs w:val="20"/>
+              </w:rPr>
+              <w:br/>
+              <w:t xml:space="preserve"/>
+            </w:r>
+            <w:r>
+              <w:rPr>
+                <w:rFonts w:ascii="Arial" w:cs="Arial" w:eastAsia="Arial" w:hAnsi="Arial"/>
+                <w:b w:val="false"/>
+                <w:bCs w:val="false"/>
+                <w:i w:val="false"/>
+                <w:iCs w:val="false"/>
+                <w:color w:val="000000"/>
+                <w:sz w:val="20"/>
+                <w:szCs w:val="20"/>
+              </w:rPr>
+              <w:t xml:space="preserve">    • Camera at 45° angle, slightly elevated</w:t>
+            </w:r>
+            <w:r>
+              <w:rPr>
+                <w:rFonts w:ascii="Arial" w:cs="Arial" w:eastAsia="Arial" w:hAnsi="Arial"/>
+                <w:sz w:val="20"/>
+                <w:szCs w:val="20"/>
+              </w:rPr>
+              <w:br/>
+              <w:t xml:space="preserve"/>
+            </w:r>
+            <w:r>
+              <w:rPr>
+                <w:rFonts w:ascii="Arial" w:cs="Arial" w:eastAsia="Arial" w:hAnsi="Arial"/>
+                <w:b w:val="false"/>
+                <w:bCs w:val="false"/>
+                <w:i w:val="false"/>
+                <w:iCs w:val="false"/>
+                <w:color w:val="000000"/>
+                <w:sz w:val="20"/>
+                <w:szCs w:val="20"/>
+              </w:rPr>
+              <w:t xml:space="preserve">    • Creates pseudo-3D look from 2D controls</w:t>
+            </w:r>
+            <w:r>
+              <w:rPr>
+                <w:rFonts w:ascii="Arial" w:cs="Arial" w:eastAsia="Arial" w:hAnsi="Arial"/>
+                <w:sz w:val="20"/>
+                <w:szCs w:val="20"/>
+              </w:rPr>
+              <w:br/>
+              <w:t xml:space="preserve"/>
+            </w:r>
+            <w:r>
+              <w:rPr>
+                <w:rFonts w:ascii="Arial" w:cs="Arial" w:eastAsia="Arial" w:hAnsi="Arial"/>
+                <w:b w:val="false"/>
+                <w:bCs w:val="false"/>
+                <w:i w:val="false"/>
+                <w:iCs w:val="false"/>
+                <w:color w:val="000000"/>
+                <w:sz w:val="20"/>
+                <w:szCs w:val="20"/>
+              </w:rPr>
+              <w:t xml:space="preserve">    • Used in *Diablo*, *Baldur's Gate*, *Hades*</w:t>
+            </w:r>
+            <w:r>
+              <w:rPr>
+                <w:rFonts w:ascii="Arial" w:cs="Arial" w:eastAsia="Arial" w:hAnsi="Arial"/>
+                <w:sz w:val="20"/>
+                <w:szCs w:val="20"/>
+              </w:rPr>
+              <w:br/>
+              <w:t xml:space="preserve"/>
+            </w:r>
+            <w:r>
+              <w:rPr>
+                <w:rFonts w:ascii="Arial" w:cs="Arial" w:eastAsia="Arial" w:hAnsi="Arial"/>
+                <w:b w:val="false"/>
+                <w:bCs w:val="false"/>
+                <w:i w:val="false"/>
+                <w:iCs w:val="false"/>
+                <w:color w:val="000000"/>
+                <w:sz w:val="20"/>
+                <w:szCs w:val="20"/>
+              </w:rPr>
+              <w:t xml:space="preserve">    • Top-down: Input maps directly to world (no camera rotation needed)</w:t>
+            </w:r>
+            <w:r>
+              <w:rPr>
+                <w:rFonts w:ascii="Arial" w:cs="Arial" w:eastAsia="Arial" w:hAnsi="Arial"/>
+                <w:sz w:val="20"/>
+                <w:szCs w:val="20"/>
+              </w:rPr>
+              <w:br/>
+              <w:t xml:space="preserve"/>
+            </w:r>
+            <w:r>
+              <w:rPr>
+                <w:rFonts w:ascii="Arial" w:cs="Arial" w:eastAsia="Arial" w:hAnsi="Arial"/>
+                <w:b w:val="false"/>
+                <w:bCs w:val="false"/>
+                <w:i w:val="false"/>
+                <w:iCs w:val="false"/>
+                <w:color w:val="000000"/>
+                <w:sz w:val="20"/>
+                <w:szCs w:val="20"/>
+              </w:rPr>
+              <w:t xml:space="preserve">    • Isometric: Rotate input 45° to match camera angle</w:t>
             </w:r>
             <w:r>
               <w:rPr>
@@ -706,16 +891,7 @@
                 <w:sz w:val="20"/>
                 <w:szCs w:val="20"/>
               </w:rPr>
-              <w:t xml:space="preserve">Key Concepts:</w:t>
-            </w:r>
-            <w:r>
-              <w:rPr>
-                <w:rFonts w:ascii="Arial" w:cs="Arial" w:eastAsia="Arial" w:hAnsi="Arial"/>
-                <w:sz w:val="20"/>
-                <w:szCs w:val="20"/>
-              </w:rPr>
-              <w:br/>
-              <w:t xml:space="preserve"/>
+              <w:t xml:space="preserve">Vocabulary: </w:t>
             </w:r>
             <w:r>
               <w:rPr>
@@ -728,205 +904,7 @@
                 <w:sz w:val="20"/>
                 <w:szCs w:val="20"/>
               </w:rPr>
-              <w:t xml:space="preserve">    • Camera points straight down at the player</w:t>
-            </w:r>
-            <w:r>
-              <w:rPr>
-                <w:rFonts w:ascii="Arial" w:cs="Arial" w:eastAsia="Arial" w:hAnsi="Arial"/>
-                <w:sz w:val="20"/>
-                <w:szCs w:val="20"/>
-              </w:rPr>
-              <w:br/>
-              <w:t xml:space="preserve"/>
-            </w:r>
-            <w:r>
-              <w:rPr>
-                <w:rFonts w:ascii="Arial" w:cs="Arial" w:eastAsia="Arial" w:hAnsi="Arial"/>
-                <w:b w:val="false"/>
-                <w:bCs w:val="false"/>
-                <w:i w:val="false"/>
-                <w:iCs w:val="false"/>
-                <w:color w:val="000000"/>
-                <w:sz w:val="20"/>
-                <w:szCs w:val="20"/>
-              </w:rPr>
-              <w:t xml:space="preserve">    • Player moves in screen space (up-key = move up on screen)</w:t>
-            </w:r>
-            <w:r>
-              <w:rPr>
-                <w:rFonts w:ascii="Arial" w:cs="Arial" w:eastAsia="Arial" w:hAnsi="Arial"/>
-                <w:sz w:val="20"/>
-                <w:szCs w:val="20"/>
-              </w:rPr>
-              <w:br/>
-              <w:t xml:space="preserve"/>
-            </w:r>
-            <w:r>
-              <w:rPr>
-                <w:rFonts w:ascii="Arial" w:cs="Arial" w:eastAsia="Arial" w:hAnsi="Arial"/>
-                <w:b w:val="false"/>
-                <w:bCs w:val="false"/>
-                <w:i w:val="false"/>
-                <w:iCs w:val="false"/>
-                <w:color w:val="000000"/>
-                <w:sz w:val="20"/>
-                <w:szCs w:val="20"/>
-              </w:rPr>
-              <w:t xml:space="preserve">    • Used in *The Legend of Zelda*, *Pokeémon*, *Hollow Knight*</w:t>
-            </w:r>
-            <w:r>
-              <w:rPr>
-                <w:rFonts w:ascii="Arial" w:cs="Arial" w:eastAsia="Arial" w:hAnsi="Arial"/>
-                <w:sz w:val="20"/>
-                <w:szCs w:val="20"/>
-              </w:rPr>
-              <w:br/>
-              <w:t xml:space="preserve"/>
-            </w:r>
-            <w:r>
-              <w:rPr>
-                <w:rFonts w:ascii="Arial" w:cs="Arial" w:eastAsia="Arial" w:hAnsi="Arial"/>
-                <w:b w:val="false"/>
-                <w:bCs w:val="false"/>
-                <w:i w:val="false"/>
-                <w:iCs w:val="false"/>
-                <w:color w:val="000000"/>
-                <w:sz w:val="20"/>
-                <w:szCs w:val="20"/>
-              </w:rPr>
-              <w:t xml:space="preserve">    • Camera at 45° angle, slightly elevated</w:t>
-            </w:r>
-            <w:r>
-              <w:rPr>
-                <w:rFonts w:ascii="Arial" w:cs="Arial" w:eastAsia="Arial" w:hAnsi="Arial"/>
-                <w:sz w:val="20"/>
-                <w:szCs w:val="20"/>
-              </w:rPr>
-              <w:br/>
-              <w:t xml:space="preserve"/>
-            </w:r>
-            <w:r>
-              <w:rPr>
-                <w:rFonts w:ascii="Arial" w:cs="Arial" w:eastAsia="Arial" w:hAnsi="Arial"/>
-                <w:b w:val="false"/>
-                <w:bCs w:val="false"/>
-                <w:i w:val="false"/>
-                <w:iCs w:val="false"/>
-                <w:color w:val="000000"/>
-                <w:sz w:val="20"/>
-                <w:szCs w:val="20"/>
-              </w:rPr>
-              <w:t xml:space="preserve">    • Creates pseudo-3D look from 2D controls</w:t>
-            </w:r>
-            <w:r>
-              <w:rPr>
-                <w:rFonts w:ascii="Arial" w:cs="Arial" w:eastAsia="Arial" w:hAnsi="Arial"/>
-                <w:sz w:val="20"/>
-                <w:szCs w:val="20"/>
-              </w:rPr>
-              <w:br/>
-              <w:t xml:space="preserve"/>
-            </w:r>
-            <w:r>
-              <w:rPr>
-                <w:rFonts w:ascii="Arial" w:cs="Arial" w:eastAsia="Arial" w:hAnsi="Arial"/>
-                <w:b w:val="false"/>
-                <w:bCs w:val="false"/>
-                <w:i w:val="false"/>
-                <w:iCs w:val="false"/>
-                <w:color w:val="000000"/>
-                <w:sz w:val="20"/>
-                <w:szCs w:val="20"/>
-              </w:rPr>
-              <w:t xml:space="preserve">    • Used in *Diablo*, *Baldur's Gate*, *Hades*</w:t>
-            </w:r>
-            <w:r>
-              <w:rPr>
-                <w:rFonts w:ascii="Arial" w:cs="Arial" w:eastAsia="Arial" w:hAnsi="Arial"/>
-                <w:sz w:val="20"/>
-                <w:szCs w:val="20"/>
-              </w:rPr>
-              <w:br/>
-              <w:t xml:space="preserve"/>
-            </w:r>
-            <w:r>
-              <w:rPr>
-                <w:rFonts w:ascii="Arial" w:cs="Arial" w:eastAsia="Arial" w:hAnsi="Arial"/>
-                <w:b w:val="false"/>
-                <w:bCs w:val="false"/>
-                <w:i w:val="false"/>
-                <w:iCs w:val="false"/>
-                <w:color w:val="000000"/>
-                <w:sz w:val="20"/>
-                <w:szCs w:val="20"/>
-              </w:rPr>
-              <w:t xml:space="preserve">    • Top-down: Input maps directly to world (no camera rotation needed)</w:t>
-            </w:r>
-            <w:r>
-              <w:rPr>
-                <w:rFonts w:ascii="Arial" w:cs="Arial" w:eastAsia="Arial" w:hAnsi="Arial"/>
-                <w:sz w:val="20"/>
-                <w:szCs w:val="20"/>
-              </w:rPr>
-              <w:br/>
-              <w:t xml:space="preserve"/>
-            </w:r>
-            <w:r>
-              <w:rPr>
-                <w:rFonts w:ascii="Arial" w:cs="Arial" w:eastAsia="Arial" w:hAnsi="Arial"/>
-                <w:b w:val="false"/>
-                <w:bCs w:val="false"/>
-                <w:i w:val="false"/>
-                <w:iCs w:val="false"/>
-                <w:color w:val="000000"/>
-                <w:sz w:val="20"/>
-                <w:szCs w:val="20"/>
-              </w:rPr>
-              <w:t xml:space="preserve">    • Isometric: Rotate input 45° to match camera angle</w:t>
-            </w:r>
-            <w:r>
-              <w:rPr>
-                <w:rFonts w:ascii="Arial" w:cs="Arial" w:eastAsia="Arial" w:hAnsi="Arial"/>
-                <w:sz w:val="20"/>
-                <w:szCs w:val="20"/>
-              </w:rPr>
-              <w:br/>
-              <w:t xml:space="preserve"/>
-            </w:r>
-            <w:r>
-              <w:rPr>
-                <w:rFonts w:ascii="Arial" w:cs="Arial" w:eastAsia="Arial" w:hAnsi="Arial"/>
-                <w:sz w:val="20"/>
-                <w:szCs w:val="20"/>
-              </w:rPr>
-              <w:br/>
-              <w:t xml:space="preserve"/>
-            </w:r>
-            <w:r>
-              <w:rPr>
-                <w:rFonts w:ascii="Arial" w:cs="Arial" w:eastAsia="Arial" w:hAnsi="Arial"/>
-                <w:b/>
-                <w:bCs/>
-                <w:i w:val="false"/>
-                <w:iCs w:val="false"/>
-                <w:color w:val="000000"/>
-                <w:sz w:val="20"/>
-                <w:szCs w:val="20"/>
-              </w:rPr>
-              <w:t xml:space="preserve">Vocabulary: </w:t>
-            </w:r>
-            <w:r>
-              <w:rPr>
-                <w:rFonts w:ascii="Arial" w:cs="Arial" w:eastAsia="Arial" w:hAnsi="Arial"/>
-                <w:b w:val="false"/>
-                <w:bCs w:val="false"/>
-                <w:i w:val="false"/>
-                <w:iCs w:val="false"/>
-                <w:color w:val="000000"/>
-                <w:sz w:val="20"/>
-                <w:szCs w:val="20"/>
-              </w:rPr>
-              <w:t xml:space="preserve">Top-Down Camera, Isometric Projection, Movement Adjustment, Grid Snapping, Create Player, Position Top-Down Camera</w:t>
+              <w:t xml:space="preserve">Top-Down Camera, Isometric Projection, Movement Adjustment, Grid Snapping</w:t>
             </w:r>
             <w:r>
               <w:rPr>
@@ -1213,6 +1191,19 @@
             <w:r>
               <w:rPr>
                 <w:rFonts w:ascii="Arial" w:cs="Arial" w:eastAsia="Arial" w:hAnsi="Arial"/>
+                <w:b/>
+                <w:bCs/>
+                <w:i w:val="false"/>
+                <w:iCs w:val="false"/>
+                <w:color w:val="000000"/>
+                <w:sz w:val="20"/>
+                <w:szCs w:val="20"/>
+              </w:rPr>
+              <w:t xml:space="preserve">    Beginner: </w:t>
+            </w:r>
+            <w:r>
+              <w:rPr>
+                <w:rFonts w:ascii="Arial" w:cs="Arial" w:eastAsia="Arial" w:hAnsi="Arial"/>
                 <w:b w:val="false"/>
                 <w:bCs w:val="false"/>
                 <w:i w:val="false"/>
@@ -1221,7 +1212,77 @@
                 <w:sz w:val="20"/>
                 <w:szCs w:val="20"/>
               </w:rPr>
-              <w:t xml:space="preserve">    Work through problems from the day's exercise set.</w:t>
+              <w:t xml:space="preserve">Create a top-down player that moves relative to camera direction. Movement feels correct when viewed from above.</w:t>
+            </w:r>
+            <w:r>
+              <w:rPr>
+                <w:rFonts w:ascii="Arial" w:cs="Arial" w:eastAsia="Arial" w:hAnsi="Arial"/>
+                <w:sz w:val="20"/>
+                <w:szCs w:val="20"/>
+              </w:rPr>
+              <w:br/>
+              <w:t xml:space="preserve"/>
+            </w:r>
+            <w:r>
+              <w:rPr>
+                <w:rFonts w:ascii="Arial" w:cs="Arial" w:eastAsia="Arial" w:hAnsi="Arial"/>
+                <w:b/>
+                <w:bCs/>
+                <w:i w:val="false"/>
+                <w:iCs w:val="false"/>
+                <w:color w:val="000000"/>
+                <w:sz w:val="20"/>
+                <w:szCs w:val="20"/>
+              </w:rPr>
+              <w:t xml:space="preserve">    Intermediate: </w:t>
+            </w:r>
+            <w:r>
+              <w:rPr>
+                <w:rFonts w:ascii="Arial" w:cs="Arial" w:eastAsia="Arial" w:hAnsi="Arial"/>
+                <w:b w:val="false"/>
+                <w:bCs w:val="false"/>
+                <w:i w:val="false"/>
+                <w:iCs w:val="false"/>
+                <w:color w:val="000000"/>
+                <w:sz w:val="20"/>
+                <w:szCs w:val="20"/>
+              </w:rPr>
+              <w:t xml:space="preserve">Implement grid-based movement: player snaps to grid cells. Each input press moves one cell. Cannot move through walls.</w:t>
+            </w:r>
+            <w:r>
+              <w:rPr>
+                <w:rFonts w:ascii="Arial" w:cs="Arial" w:eastAsia="Arial" w:hAnsi="Arial"/>
+                <w:sz w:val="20"/>
+                <w:szCs w:val="20"/>
+              </w:rPr>
+              <w:br/>
+              <w:t xml:space="preserve"/>
+            </w:r>
+            <w:r>
+              <w:rPr>
+                <w:rFonts w:ascii="Arial" w:cs="Arial" w:eastAsia="Arial" w:hAnsi="Arial"/>
+                <w:b/>
+                <w:bCs/>
+                <w:i w:val="false"/>
+                <w:iCs w:val="false"/>
+                <w:color w:val="000000"/>
+                <w:sz w:val="20"/>
+                <w:szCs w:val="20"/>
+              </w:rPr>
+              <w:t xml:space="preserve">    Challenge: </w:t>
+            </w:r>
+            <w:r>
+              <w:rPr>
+                <w:rFonts w:ascii="Arial" w:cs="Arial" w:eastAsia="Arial" w:hAnsi="Arial"/>
+                <w:b w:val="false"/>
+                <w:bCs w:val="false"/>
+                <w:i w:val="false"/>
+                <w:iCs w:val="false"/>
+                <w:color w:val="000000"/>
+                <w:sz w:val="20"/>
+                <w:szCs w:val="20"/>
+              </w:rPr>
+              <w:t xml:space="preserve">Create dual-camera system: press Tab to switch between top-down and isometric views. Movement adjusts automatically based on active camera.…</w:t>
             </w:r>
             <w:r>
               <w:rPr>
@@ -1636,214 +1697,6 @@
           <w:szCs w:val="20"/>
         </w:rPr>
         <w:t xml:space="preserve">Grid Snapping: Optional—snap movement to grid for pixel-perfect aesthetics (*Legend of Zelda*, *Binding of Isaac*).</w:t>
-      </w:r>
-    </w:p>
-    <w:p>
-      <w:pPr>
-        <w:spacing w:after="60"/>
-      </w:pPr>
-      <w:r>
-        <w:rPr>
-          <w:rFonts w:ascii="Arial" w:cs="Arial" w:eastAsia="Arial" w:hAnsi="Arial"/>
-          <w:sz w:val="20"/>
-          <w:szCs w:val="20"/>
-        </w:rPr>
-        <w:t xml:space="preserve">1. Create Player</w:t>
-      </w:r>
-    </w:p>
-    <w:p>
-      <w:pPr>
-        <w:spacing w:after="60"/>
-      </w:pPr>
-      <w:r>
-        <w:rPr>
-          <w:rFonts w:ascii="Arial" w:cs="Arial" w:eastAsia="Arial" w:hAnsi="Arial"/>
-          <w:sz w:val="20"/>
-          <w:szCs w:val="20"/>
-        </w:rPr>
-        <w:t xml:space="preserve">- Capsule with CharacterController</w:t>
-      </w:r>
-    </w:p>
-    <w:p>
-      <w:pPr>
-        <w:spacing w:after="60"/>
-      </w:pPr>
-      <w:r>
-        <w:rPr>
-          <w:rFonts w:ascii="Arial" w:cs="Arial" w:eastAsia="Arial" w:hAnsi="Arial"/>
-          <w:sz w:val="20"/>
-          <w:szCs w:val="20"/>
-        </w:rPr>
-        <w:t xml:space="preserve">2. Position Top-Down Camera</w:t>
-      </w:r>
-    </w:p>
-    <w:p>
-      <w:pPr>
-        <w:spacing w:after="60"/>
-      </w:pPr>
-      <w:r>
-        <w:rPr>
-          <w:rFonts w:ascii="Arial" w:cs="Arial" w:eastAsia="Arial" w:hAnsi="Arial"/>
-          <w:sz w:val="20"/>
-          <w:szCs w:val="20"/>
-        </w:rPr>
-        <w:t xml:space="preserve">- Main Camera at (0, 10, 0) looking straight down</w:t>
-      </w:r>
-    </w:p>
-    <w:p>
-      <w:pPr>
-        <w:spacing w:after="60"/>
-      </w:pPr>
-      <w:r>
-        <w:rPr>
-          <w:rFonts w:ascii="Arial" w:cs="Arial" w:eastAsia="Arial" w:hAnsi="Arial"/>
-          <w:sz w:val="20"/>
-          <w:szCs w:val="20"/>
-        </w:rPr>
-        <w:t xml:space="preserve">- Or isometric at (5, 5, 5) at 45° angle</w:t>
-      </w:r>
-    </w:p>
-    <w:p>
-      <w:pPr>
-        <w:spacing w:after="60"/>
-      </w:pPr>
-      <w:r>
-        <w:rPr>
-          <w:rFonts w:ascii="Arial" w:cs="Arial" w:eastAsia="Arial" w:hAnsi="Arial"/>
-          <w:sz w:val="20"/>
-          <w:szCs w:val="20"/>
-        </w:rPr>
-        <w:t xml:space="preserve">3. Attach TopDownController Script</w:t>
-      </w:r>
-    </w:p>
-    <w:p>
-      <w:pPr>
-        <w:spacing w:after="60"/>
-      </w:pPr>
-      <w:r>
-        <w:rPr>
-          <w:rFonts w:ascii="Arial" w:cs="Arial" w:eastAsia="Arial" w:hAnsi="Arial"/>
-          <w:sz w:val="20"/>
-          <w:szCs w:val="20"/>
-        </w:rPr>
-        <w:t xml:space="preserve">- Create C# script → "TopDownController"</w:t>
-      </w:r>
-    </w:p>
-    <w:p>
-      <w:pPr>
-        <w:spacing w:after="60"/>
-      </w:pPr>
-      <w:r>
-        <w:rPr>
-          <w:rFonts w:ascii="Arial" w:cs="Arial" w:eastAsia="Arial" w:hAnsi="Arial"/>
-          <w:sz w:val="20"/>
-          <w:szCs w:val="20"/>
-        </w:rPr>
-        <w:t xml:space="preserve">- Set moveSpeed to 5</w:t>
-      </w:r>
-    </w:p>
-    <w:p>
-      <w:pPr>
-        <w:spacing w:after="60"/>
-      </w:pPr>
-      <w:r>
-        <w:rPr>
-          <w:rFonts w:ascii="Arial" w:cs="Arial" w:eastAsia="Arial" w:hAnsi="Arial"/>
-          <w:sz w:val="20"/>
-          <w:szCs w:val="20"/>
-        </w:rPr>
-        <w:t xml:space="preserve">- Set cameraStyle to TopDown or Isometric</w:t>
-      </w:r>
-    </w:p>
-    <w:p>
-      <w:pPr>
-        <w:spacing w:after="60"/>
-      </w:pPr>
-      <w:r>
-        <w:rPr>
-          <w:rFonts w:ascii="Arial" w:cs="Arial" w:eastAsia="Arial" w:hAnsi="Arial"/>
-          <w:sz w:val="20"/>
-          <w:szCs w:val="20"/>
-        </w:rPr>
-        <w:t xml:space="preserve">4. Create Grid (Optional)</w:t>
-      </w:r>
-    </w:p>
-    <w:p>
-      <w:pPr>
-        <w:spacing w:after="60"/>
-      </w:pPr>
-      <w:r>
-        <w:rPr>
-          <w:rFonts w:ascii="Arial" w:cs="Arial" w:eastAsia="Arial" w:hAnsi="Arial"/>
-          <w:sz w:val="20"/>
-          <w:szCs w:val="20"/>
-        </w:rPr>
-        <w:t xml:space="preserve">- Set gridSize to 1 for 1x1 grid snapping</w:t>
-      </w:r>
-    </w:p>
-    <w:p>
-      <w:pPr>
-        <w:spacing w:after="60"/>
-      </w:pPr>
-      <w:r>
-        <w:rPr>
-          <w:rFonts w:ascii="Arial" w:cs="Arial" w:eastAsia="Arial" w:hAnsi="Arial"/>
-          <w:sz w:val="20"/>
-          <w:szCs w:val="20"/>
-        </w:rPr>
-        <w:t xml:space="preserve">- Set to 0 to disable</w:t>
-      </w:r>
-    </w:p>
-    <w:p>
-      <w:pPr>
-        <w:spacing w:after="60"/>
-      </w:pPr>
-      <w:r>
-        <w:rPr>
-          <w:rFonts w:ascii="Arial" w:cs="Arial" w:eastAsia="Arial" w:hAnsi="Arial"/>
-          <w:sz w:val="20"/>
-          <w:szCs w:val="20"/>
-        </w:rPr>
-        <w:t xml:space="preserve">5. Test</w:t>
-      </w:r>
-    </w:p>
-    <w:p>
-      <w:pPr>
-        <w:spacing w:after="60"/>
-      </w:pPr>
-      <w:r>
-        <w:rPr>
-          <w:rFonts w:ascii="Arial" w:cs="Arial" w:eastAsia="Arial" w:hAnsi="Arial"/>
-          <w:sz w:val="20"/>
-          <w:szCs w:val="20"/>
-        </w:rPr>
-        <w:t xml:space="preserve">- Press Play</w:t>
-      </w:r>
-    </w:p>
-    <w:p>
-      <w:pPr>
-        <w:spacing w:after="60"/>
-      </w:pPr>
-      <w:r>
-        <w:rPr>
-          <w:rFonts w:ascii="Arial" w:cs="Arial" w:eastAsia="Arial" w:hAnsi="Arial"/>
-          <w:sz w:val="20"/>
-          <w:szCs w:val="20"/>
-        </w:rPr>
-        <w:t xml:space="preserve">- Move with WASD</w:t>
-      </w:r>
-    </w:p>
-    <w:p>
-      <w:pPr>
-        <w:spacing w:after="60"/>
-      </w:pPr>
-      <w:r>
-        <w:rPr>
-          <w:rFonts w:ascii="Arial" w:cs="Arial" w:eastAsia="Arial" w:hAnsi="Arial"/>
-          <w:sz w:val="20"/>
-          <w:szCs w:val="20"/>
-        </w:rPr>
-        <w:t xml:space="preserve">- Watch movement match camera perspective</w:t>
       </w:r>
     </w:p>
     <w:p>
@@ -3719,6 +3572,94 @@
       <w:pPr>
         <w:spacing w:after="160"/>
       </w:pPr>
+    </w:p>
+    <w:p>
+      <w:pPr>
+        <w:pBdr>
+          <w:bottom w:val="single" w:color="5B2D8E" w:sz="4" w:space="4"/>
+        </w:pBdr>
+        <w:spacing w:after="100" w:before="120"/>
+      </w:pPr>
+      <w:r>
+        <w:rPr>
+          <w:rFonts w:ascii="Arial" w:cs="Arial" w:eastAsia="Arial" w:hAnsi="Arial"/>
+          <w:b/>
+          <w:bCs/>
+          <w:color w:val="5B2D8E"/>
+          <w:sz w:val="24"/>
+          <w:szCs w:val="24"/>
+        </w:rPr>
+        <w:t xml:space="preserve">Practice Problems</w:t>
+      </w:r>
+    </w:p>
+    <w:p>
+      <w:pPr>
+        <w:spacing w:after="80"/>
+      </w:pPr>
+      <w:r>
+        <w:rPr>
+          <w:rFonts w:ascii="Arial" w:cs="Arial" w:eastAsia="Arial" w:hAnsi="Arial"/>
+          <w:b/>
+          <w:bCs/>
+          <w:sz w:val="20"/>
+          <w:szCs w:val="20"/>
+        </w:rPr>
+        <w:t xml:space="preserve">Problem 1: </w:t>
+      </w:r>
+      <w:r>
+        <w:rPr>
+          <w:rFonts w:ascii="Arial" w:cs="Arial" w:eastAsia="Arial" w:hAnsi="Arial"/>
+          <w:sz w:val="20"/>
+          <w:szCs w:val="20"/>
+        </w:rPr>
+        <w:t xml:space="preserve">Beginner:  Create a top-down player that moves relative to camera direction. Movement feels correct when viewed from above.</w:t>
+      </w:r>
+    </w:p>
+    <w:p>
+      <w:pPr>
+        <w:spacing w:after="80"/>
+      </w:pPr>
+      <w:r>
+        <w:rPr>
+          <w:rFonts w:ascii="Arial" w:cs="Arial" w:eastAsia="Arial" w:hAnsi="Arial"/>
+          <w:b/>
+          <w:bCs/>
+          <w:sz w:val="20"/>
+          <w:szCs w:val="20"/>
+        </w:rPr>
+        <w:t xml:space="preserve">Problem 2: </w:t>
+      </w:r>
+      <w:r>
+        <w:rPr>
+          <w:rFonts w:ascii="Arial" w:cs="Arial" w:eastAsia="Arial" w:hAnsi="Arial"/>
+          <w:sz w:val="20"/>
+          <w:szCs w:val="20"/>
+        </w:rPr>
+        <w:t xml:space="preserve">Intermediate:  Implement grid-based movement: player snaps to grid cells. Each input press moves one cell. Cannot move through walls.</w:t>
+      </w:r>
+    </w:p>
+    <w:p>
+      <w:pPr>
+        <w:spacing w:after="80"/>
+      </w:pPr>
+      <w:r>
+        <w:rPr>
+          <w:rFonts w:ascii="Arial" w:cs="Arial" w:eastAsia="Arial" w:hAnsi="Arial"/>
+          <w:b/>
+          <w:bCs/>
+          <w:sz w:val="20"/>
+          <w:szCs w:val="20"/>
+        </w:rPr>
+        <w:t xml:space="preserve">Problem 3: </w:t>
+      </w:r>
+      <w:r>
+        <w:rPr>
+          <w:rFonts w:ascii="Arial" w:cs="Arial" w:eastAsia="Arial" w:hAnsi="Arial"/>
+          <w:sz w:val="20"/>
+          <w:szCs w:val="20"/>
+        </w:rPr>
+        <w:t xml:space="preserve">Challenge:  Create dual-camera system: press Tab to switch between top-down and isometric views. Movement adjusts automatically based on active camera.</w:t>
+      </w:r>
     </w:p>
     <w:p>
       <w:pPr>
